--- a/backend/uaf_blank_set/27001/Surveillance/FR.230_Nonconformity_Notification_Form_R4&09.10.2025.docx
+++ b/backend/uaf_blank_set/27001/Surveillance/FR.230_Nonconformity_Notification_Form_R4&09.10.2025.docx
@@ -1991,6 +1991,14 @@
                 <w:lang w:val="en-GB"/>
               </w:rPr>
             </w:pPr>
+            <w:r>
+              <w:rPr>
+                <w:i/>
+                <w:color w:val="B4B4B4"/>
+                <w:sz w:val="16"/>
+              </w:rPr>
+              <w:t>[SIG:CLIENT]</w:t>
+            </w:r>
           </w:p>
         </w:tc>
         <w:tc>
@@ -2081,6 +2089,14 @@
                 <w:lang w:val="en-GB"/>
               </w:rPr>
             </w:pPr>
+            <w:r>
+              <w:rPr>
+                <w:i/>
+                <w:color w:val="B4B4B4"/>
+                <w:sz w:val="16"/>
+              </w:rPr>
+              <w:t>[SIG:LEAD_AUDITOR]</w:t>
+            </w:r>
           </w:p>
         </w:tc>
       </w:tr>
